--- a/t33_s5.docx
+++ b/t33_s5.docx
@@ -3,2348 +3,998 @@
 <w:document xmlns:wpc="http://schemas.microsoft.com/office/word/2010/wordprocessingCanvas" xmlns:mo="http://schemas.microsoft.com/office/mac/office/2008/main" xmlns:mc="http://schemas.openxmlformats.org/markup-compatibility/2006" xmlns:mv="urn:schemas-microsoft-com:mac:vml" xmlns:o="urn:schemas-microsoft-com:office:office" xmlns:r="http://schemas.openxmlformats.org/officeDocument/2006/relationships" xmlns:m="http://schemas.openxmlformats.org/officeDocument/2006/math" xmlns:v="urn:schemas-microsoft-com:vml" xmlns:wp14="http://schemas.microsoft.com/office/word/2010/wordprocessingDrawing" xmlns:wp="http://schemas.openxmlformats.org/drawingml/2006/wordprocessingDrawing" xmlns:w10="urn:schemas-microsoft-com:office:word" xmlns:w="http://schemas.openxmlformats.org/wordprocessingml/2006/main" xmlns:w14="http://schemas.microsoft.com/office/word/2010/wordml" xmlns:wpg="http://schemas.microsoft.com/office/word/2010/wordprocessingGroup" xmlns:wpi="http://schemas.microsoft.com/office/word/2010/wordprocessingInk" xmlns:wne="http://schemas.microsoft.com/office/word/2006/wordml" xmlns:wps="http://schemas.microsoft.com/office/word/2010/wordprocessingShape" mc:Ignorable="w14 wp14">
   <w:body>
     <w:p>
-      <w:pPr>
-        <w:spacing w:after="40" w:before="120"/>
-      </w:pPr>
       <w:r>
-        <w:rPr>
-          <w:b w:val="0"/>
-          <w:i w:val="0"/>
-          <w:sz w:val="22"/>
-        </w:rPr>
-        <w:t>Question: Select the word closest in meaning to 'Prompt'.</w:t>
+        <w:t xml:space="preserve">Question: The first satellite launched by India was:</w:t>
       </w:r>
     </w:p>
     <w:p>
-      <w:pPr>
-        <w:spacing w:after="0" w:before="0"/>
-      </w:pPr>
       <w:r>
-        <w:rPr>
-          <w:b w:val="0"/>
-          <w:i w:val="0"/>
-          <w:sz w:val="22"/>
-        </w:rPr>
-        <w:t>(a) Delayed</w:t>
+        <w:t xml:space="preserve">(a) Aryabhata</w:t>
       </w:r>
     </w:p>
     <w:p>
-      <w:pPr>
-        <w:spacing w:after="0" w:before="0"/>
-      </w:pPr>
       <w:r>
-        <w:rPr>
-          <w:b w:val="0"/>
-          <w:i w:val="0"/>
-          <w:sz w:val="22"/>
-        </w:rPr>
-        <w:t>(b) Quick</w:t>
+        <w:t xml:space="preserve">(b) Rohini</w:t>
       </w:r>
     </w:p>
     <w:p>
-      <w:pPr>
-        <w:spacing w:after="0" w:before="0"/>
-      </w:pPr>
       <w:r>
-        <w:rPr>
-          <w:b w:val="0"/>
-          <w:i w:val="0"/>
-          <w:sz w:val="22"/>
-        </w:rPr>
-        <w:t>(c) Lazy</w:t>
+        <w:t xml:space="preserve">(c) Bhaskara</w:t>
       </w:r>
     </w:p>
     <w:p>
-      <w:pPr>
-        <w:spacing w:after="0" w:before="0"/>
-      </w:pPr>
       <w:r>
-        <w:rPr>
-          <w:b w:val="0"/>
-          <w:i w:val="0"/>
-          <w:sz w:val="22"/>
-        </w:rPr>
-        <w:t>(d) Slow</w:t>
+        <w:t xml:space="preserve">(d) INSAT-1A</w:t>
       </w:r>
     </w:p>
     <w:p>
-      <w:pPr>
-        <w:spacing w:after="0" w:before="40"/>
-      </w:pPr>
       <w:r>
-        <w:rPr>
-          <w:b/>
-          <w:i w:val="0"/>
-          <w:sz w:val="22"/>
-        </w:rPr>
-        <w:t>Answer: b</w:t>
+        <w:t xml:space="preserve">Answer: a</w:t>
       </w:r>
     </w:p>
     <w:p>
-      <w:pPr>
-        <w:spacing w:after="0" w:before="0"/>
-      </w:pPr>
       <w:r>
-        <w:rPr>
-          <w:b w:val="0"/>
-          <w:i w:val="0"/>
-          <w:sz w:val="21"/>
-        </w:rPr>
-        <w:t>Solution: 'Prompt' means done quickly, on time, or without delay, so 'quick' is the closest synonym. Delayed, lazy, and slow are antonyms.</w:t>
+        <w:t xml:space="preserve">Solution: Aryabhata, launched in 1975 by a Soviet rocket, was India's first satellite. Rohini (1980) was the first launched by an Indian launch vehicle (SLV-3).</w:t>
       </w:r>
     </w:p>
     <w:p>
-      <w:pPr>
-        <w:spacing w:after="0" w:before="0"/>
-      </w:pPr>
       <w:r>
-        <w:rPr>
-          <w:b w:val="0"/>
-          <w:i w:val="0"/>
-          <w:sz w:val="20"/>
-        </w:rPr>
-        <w:t>Positive Marks: 1</w:t>
+        <w:t xml:space="preserve">Positive Marks: 1</w:t>
       </w:r>
     </w:p>
     <w:p>
-      <w:pPr>
-        <w:spacing w:after="160" w:before="0"/>
-      </w:pPr>
       <w:r>
-        <w:rPr>
-          <w:b w:val="0"/>
-          <w:i w:val="0"/>
-          <w:sz w:val="20"/>
-        </w:rPr>
-        <w:t>Negative Marks: 0.25</w:t>
+        <w:t xml:space="preserve">Negative Marks: 0.25</w:t>
       </w:r>
     </w:p>
     <w:p>
-      <w:pPr>
-        <w:spacing w:after="40" w:before="120"/>
-      </w:pPr>
       <w:r>
-        <w:rPr>
-          <w:b w:val="0"/>
-          <w:i w:val="0"/>
-          <w:sz w:val="22"/>
-        </w:rPr>
-        <w:t>Question: Which of the following words is spelled correctly?</w:t>
+        <w:t xml:space="preserve"/>
       </w:r>
     </w:p>
     <w:p>
-      <w:pPr>
-        <w:spacing w:after="0" w:before="0"/>
-      </w:pPr>
       <w:r>
-        <w:rPr>
-          <w:b w:val="0"/>
-          <w:i w:val="0"/>
-          <w:sz w:val="22"/>
-        </w:rPr>
-        <w:t>(a) Embarras</w:t>
+        <w:t xml:space="preserve">Question: Which of the following is the smallest country in the world by area?</w:t>
       </w:r>
     </w:p>
     <w:p>
-      <w:pPr>
-        <w:spacing w:after="0" w:before="0"/>
-      </w:pPr>
       <w:r>
-        <w:rPr>
-          <w:b w:val="0"/>
-          <w:i w:val="0"/>
-          <w:sz w:val="22"/>
-        </w:rPr>
-        <w:t>(b) Embarass</w:t>
+        <w:t xml:space="preserve">(a) Vatican City</w:t>
       </w:r>
     </w:p>
     <w:p>
-      <w:pPr>
-        <w:spacing w:after="0" w:before="0"/>
-      </w:pPr>
       <w:r>
-        <w:rPr>
-          <w:b w:val="0"/>
-          <w:i w:val="0"/>
-          <w:sz w:val="22"/>
-        </w:rPr>
-        <w:t>(c) Embarrass</w:t>
+        <w:t xml:space="preserve">(b) Monaco</w:t>
       </w:r>
     </w:p>
     <w:p>
-      <w:pPr>
-        <w:spacing w:after="0" w:before="0"/>
-      </w:pPr>
       <w:r>
-        <w:rPr>
-          <w:b w:val="0"/>
-          <w:i w:val="0"/>
-          <w:sz w:val="22"/>
-        </w:rPr>
-        <w:t>(d) Embarrrass</w:t>
+        <w:t xml:space="preserve">(c) Maldives</w:t>
       </w:r>
     </w:p>
     <w:p>
-      <w:pPr>
-        <w:spacing w:after="0" w:before="40"/>
-      </w:pPr>
       <w:r>
-        <w:rPr>
-          <w:b/>
-          <w:i w:val="0"/>
-          <w:sz w:val="22"/>
-        </w:rPr>
-        <w:t>Answer: c</w:t>
+        <w:t xml:space="preserve">(d) Luxembourg</w:t>
       </w:r>
     </w:p>
     <w:p>
-      <w:pPr>
-        <w:spacing w:after="0" w:before="0"/>
-      </w:pPr>
       <w:r>
-        <w:rPr>
-          <w:b w:val="0"/>
-          <w:i w:val="0"/>
-          <w:sz w:val="21"/>
-        </w:rPr>
-        <w:t>Solution: 'Embarrass' is the correct spelling with two 'r's and two 's's. The other options omit or add letters.</w:t>
+        <w:t xml:space="preserve">Answer: a</w:t>
       </w:r>
     </w:p>
     <w:p>
-      <w:pPr>
-        <w:spacing w:after="0" w:before="0"/>
-      </w:pPr>
       <w:r>
-        <w:rPr>
-          <w:b w:val="0"/>
-          <w:i w:val="0"/>
-          <w:sz w:val="20"/>
-        </w:rPr>
-        <w:t>Positive Marks: 1</w:t>
+        <w:t xml:space="preserve">Solution: Vatican City is the smallest sovereign state, at about 0.44 sq km. Monaco is the second smallest.</w:t>
       </w:r>
     </w:p>
     <w:p>
-      <w:pPr>
-        <w:spacing w:after="160" w:before="0"/>
-      </w:pPr>
       <w:r>
-        <w:rPr>
-          <w:b w:val="0"/>
-          <w:i w:val="0"/>
-          <w:sz w:val="20"/>
-        </w:rPr>
-        <w:t>Negative Marks: 0.25</w:t>
+        <w:t xml:space="preserve">Positive Marks: 1</w:t>
       </w:r>
     </w:p>
     <w:p>
-      <w:pPr>
-        <w:spacing w:after="40" w:before="120"/>
-      </w:pPr>
       <w:r>
-        <w:rPr>
-          <w:b w:val="0"/>
-          <w:i w:val="0"/>
-          <w:sz w:val="22"/>
-        </w:rPr>
-        <w:t>Question: Fill in the blank with the correct preposition: 'She is very good ______ mathematics.'</w:t>
+        <w:t xml:space="preserve">Negative Marks: 0.25</w:t>
       </w:r>
     </w:p>
     <w:p>
-      <w:pPr>
-        <w:spacing w:after="0" w:before="0"/>
-      </w:pPr>
       <w:r>
-        <w:rPr>
-          <w:b w:val="0"/>
-          <w:i w:val="0"/>
-          <w:sz w:val="22"/>
-        </w:rPr>
-        <w:t>(a) in</w:t>
+        <w:t xml:space="preserve"/>
       </w:r>
     </w:p>
     <w:p>
-      <w:pPr>
-        <w:spacing w:after="0" w:before="0"/>
-      </w:pPr>
       <w:r>
-        <w:rPr>
-          <w:b w:val="0"/>
-          <w:i w:val="0"/>
-          <w:sz w:val="22"/>
-        </w:rPr>
-        <w:t>(b) at</w:t>
+        <w:t xml:space="preserve">Question: The sum of the angles of a triangle is:</w:t>
       </w:r>
     </w:p>
     <w:p>
-      <w:pPr>
-        <w:spacing w:after="0" w:before="0"/>
-      </w:pPr>
       <w:r>
-        <w:rPr>
-          <w:b w:val="0"/>
-          <w:i w:val="0"/>
-          <w:sz w:val="22"/>
-        </w:rPr>
-        <w:t>(c) on</w:t>
+        <w:t xml:space="preserve">(a) 180 degrees</w:t>
       </w:r>
     </w:p>
     <w:p>
-      <w:pPr>
-        <w:spacing w:after="0" w:before="0"/>
-      </w:pPr>
       <w:r>
-        <w:rPr>
-          <w:b w:val="0"/>
-          <w:i w:val="0"/>
-          <w:sz w:val="22"/>
-        </w:rPr>
-        <w:t>(d) for</w:t>
+        <w:t xml:space="preserve">(b) 90 degrees</w:t>
       </w:r>
     </w:p>
     <w:p>
-      <w:pPr>
-        <w:spacing w:after="0" w:before="40"/>
-      </w:pPr>
       <w:r>
-        <w:rPr>
-          <w:b/>
-          <w:i w:val="0"/>
-          <w:sz w:val="22"/>
-        </w:rPr>
-        <w:t>Answer: b</w:t>
+        <w:t xml:space="preserve">(c) 360 degrees</w:t>
       </w:r>
     </w:p>
     <w:p>
-      <w:pPr>
-        <w:spacing w:after="0" w:before="0"/>
-      </w:pPr>
       <w:r>
-        <w:rPr>
-          <w:b w:val="0"/>
-          <w:i w:val="0"/>
-          <w:sz w:val="21"/>
-        </w:rPr>
-        <w:t>Solution: The correct preposition with 'good' to express skill in a subject or activity is 'at' (good at mathematics). 'In' is used for location or fields in other contexts.</w:t>
+        <w:t xml:space="preserve">(d) 270 degrees</w:t>
       </w:r>
     </w:p>
     <w:p>
-      <w:pPr>
-        <w:spacing w:after="0" w:before="0"/>
-      </w:pPr>
       <w:r>
-        <w:rPr>
-          <w:b w:val="0"/>
-          <w:i w:val="0"/>
-          <w:sz w:val="20"/>
-        </w:rPr>
-        <w:t>Positive Marks: 1</w:t>
+        <w:t xml:space="preserve">Answer: a</w:t>
       </w:r>
     </w:p>
     <w:p>
-      <w:pPr>
-        <w:spacing w:after="160" w:before="0"/>
-      </w:pPr>
       <w:r>
-        <w:rPr>
-          <w:b w:val="0"/>
-          <w:i w:val="0"/>
-          <w:sz w:val="20"/>
-        </w:rPr>
-        <w:t>Negative Marks: 0.25</w:t>
+        <w:t xml:space="preserve">Solution: The interior angles of any triangle sum to 180 degrees.</w:t>
       </w:r>
     </w:p>
     <w:p>
-      <w:pPr>
-        <w:spacing w:after="40" w:before="120"/>
-      </w:pPr>
       <w:r>
-        <w:rPr>
-          <w:b w:val="0"/>
-          <w:i w:val="0"/>
-          <w:sz w:val="22"/>
-        </w:rPr>
-        <w:t>Question: Choose the one-word substitute for: 'A person who travels into outer space.'</w:t>
+        <w:t xml:space="preserve">Positive Marks: 1</w:t>
       </w:r>
     </w:p>
     <w:p>
-      <w:pPr>
-        <w:spacing w:after="0" w:before="0"/>
-      </w:pPr>
       <w:r>
-        <w:rPr>
-          <w:b w:val="0"/>
-          <w:i w:val="0"/>
-          <w:sz w:val="22"/>
-        </w:rPr>
-        <w:t>(a) Astronaut</w:t>
+        <w:t xml:space="preserve">Negative Marks: 0.25</w:t>
       </w:r>
     </w:p>
     <w:p>
-      <w:pPr>
-        <w:spacing w:after="0" w:before="0"/>
-      </w:pPr>
       <w:r>
-        <w:rPr>
-          <w:b w:val="0"/>
-          <w:i w:val="0"/>
-          <w:sz w:val="22"/>
-        </w:rPr>
-        <w:t>(b) Astrologer</w:t>
+        <w:t xml:space="preserve"/>
       </w:r>
     </w:p>
     <w:p>
-      <w:pPr>
-        <w:spacing w:after="0" w:before="0"/>
-      </w:pPr>
       <w:r>
-        <w:rPr>
-          <w:b w:val="0"/>
-          <w:i w:val="0"/>
-          <w:sz w:val="22"/>
-        </w:rPr>
-        <w:t>(c) Astronomer</w:t>
+        <w:t xml:space="preserve">Question: Which of the following is used to store data permanently in a computer?</w:t>
       </w:r>
     </w:p>
     <w:p>
-      <w:pPr>
-        <w:spacing w:after="0" w:before="0"/>
-      </w:pPr>
       <w:r>
-        <w:rPr>
-          <w:b w:val="0"/>
-          <w:i w:val="0"/>
-          <w:sz w:val="22"/>
-        </w:rPr>
-        <w:t>(d) Aviator</w:t>
+        <w:t xml:space="preserve">(a) Hard disk drive</w:t>
       </w:r>
     </w:p>
     <w:p>
-      <w:pPr>
-        <w:spacing w:after="0" w:before="40"/>
-      </w:pPr>
       <w:r>
-        <w:rPr>
-          <w:b/>
-          <w:i w:val="0"/>
-          <w:sz w:val="22"/>
-        </w:rPr>
-        <w:t>Answer: a</w:t>
+        <w:t xml:space="preserve">(b) RAM</w:t>
       </w:r>
     </w:p>
     <w:p>
-      <w:pPr>
-        <w:spacing w:after="0" w:before="0"/>
-      </w:pPr>
       <w:r>
-        <w:rPr>
-          <w:b w:val="0"/>
-          <w:i w:val="0"/>
-          <w:sz w:val="21"/>
-        </w:rPr>
-        <w:t>Solution: An astronaut is a person trained to travel in space. An astrologer studies astrology, an astronomer studies celestial bodies, and an aviator flies aircraft.</w:t>
+        <w:t xml:space="preserve">(c) Cache memory</w:t>
       </w:r>
     </w:p>
     <w:p>
-      <w:pPr>
-        <w:spacing w:after="0" w:before="0"/>
-      </w:pPr>
       <w:r>
-        <w:rPr>
-          <w:b w:val="0"/>
-          <w:i w:val="0"/>
-          <w:sz w:val="20"/>
-        </w:rPr>
-        <w:t>Positive Marks: 1</w:t>
+        <w:t xml:space="preserve">(d) Register</w:t>
       </w:r>
     </w:p>
     <w:p>
-      <w:pPr>
-        <w:spacing w:after="160" w:before="0"/>
-      </w:pPr>
       <w:r>
-        <w:rPr>
-          <w:b w:val="0"/>
-          <w:i w:val="0"/>
-          <w:sz w:val="20"/>
-        </w:rPr>
-        <w:t>Negative Marks: 0.25</w:t>
+        <w:t xml:space="preserve">Answer: a</w:t>
       </w:r>
     </w:p>
     <w:p>
-      <w:pPr>
-        <w:spacing w:after="40" w:before="120"/>
-      </w:pPr>
       <w:r>
-        <w:rPr>
-          <w:b w:val="0"/>
-          <w:i w:val="0"/>
-          <w:sz w:val="22"/>
-        </w:rPr>
-        <w:t>Question: What is the meaning of the idiom 'to burn the midnight oil'?</w:t>
+        <w:t xml:space="preserve">Solution: The hard disk is non-volatile storage — data persists without power. RAM, cache, and registers are volatile.</w:t>
       </w:r>
     </w:p>
     <w:p>
-      <w:pPr>
-        <w:spacing w:after="0" w:before="0"/>
-      </w:pPr>
       <w:r>
-        <w:rPr>
-          <w:b w:val="0"/>
-          <w:i w:val="0"/>
-          <w:sz w:val="22"/>
-        </w:rPr>
-        <w:t>(a) To waste fuel</w:t>
+        <w:t xml:space="preserve">Positive Marks: 1</w:t>
       </w:r>
     </w:p>
     <w:p>
-      <w:pPr>
-        <w:spacing w:after="0" w:before="0"/>
-      </w:pPr>
       <w:r>
-        <w:rPr>
-          <w:b w:val="0"/>
-          <w:i w:val="0"/>
-          <w:sz w:val="22"/>
-        </w:rPr>
-        <w:t>(b) To work or study late into the night</w:t>
+        <w:t xml:space="preserve">Negative Marks: 0.25</w:t>
       </w:r>
     </w:p>
     <w:p>
-      <w:pPr>
-        <w:spacing w:after="0" w:before="0"/>
-      </w:pPr>
       <w:r>
-        <w:rPr>
-          <w:b w:val="0"/>
-          <w:i w:val="0"/>
-          <w:sz w:val="22"/>
-        </w:rPr>
-        <w:t>(c) To destroy a lamp</w:t>
+        <w:t xml:space="preserve"/>
       </w:r>
     </w:p>
     <w:p>
-      <w:pPr>
-        <w:spacing w:after="0" w:before="0"/>
-      </w:pPr>
       <w:r>
-        <w:rPr>
-          <w:b w:val="0"/>
-          <w:i w:val="0"/>
-          <w:sz w:val="22"/>
-        </w:rPr>
-        <w:t>(d) To sleep early</w:t>
+        <w:t xml:space="preserve">Question: The Nobel Prize for Literature in 1913 was awarded to which Indian?</w:t>
       </w:r>
     </w:p>
     <w:p>
-      <w:pPr>
-        <w:spacing w:after="0" w:before="40"/>
-      </w:pPr>
       <w:r>
-        <w:rPr>
-          <w:b/>
-          <w:i w:val="0"/>
-          <w:sz w:val="22"/>
-        </w:rPr>
-        <w:t>Answer: b</w:t>
+        <w:t xml:space="preserve">(a) Rabindranath Tagore</w:t>
       </w:r>
     </w:p>
     <w:p>
-      <w:pPr>
-        <w:spacing w:after="0" w:before="0"/>
-      </w:pPr>
       <w:r>
-        <w:rPr>
-          <w:b w:val="0"/>
-          <w:i w:val="0"/>
-          <w:sz w:val="21"/>
-        </w:rPr>
-        <w:t>Solution: 'To burn the midnight oil' means to work or study late at night. It originates from the days when oil lamps were used for nighttime work.</w:t>
+        <w:t xml:space="preserve">(b) C.V. Raman</w:t>
       </w:r>
     </w:p>
     <w:p>
-      <w:pPr>
-        <w:spacing w:after="0" w:before="0"/>
-      </w:pPr>
       <w:r>
-        <w:rPr>
-          <w:b w:val="0"/>
-          <w:i w:val="0"/>
-          <w:sz w:val="20"/>
-        </w:rPr>
-        <w:t>Positive Marks: 1</w:t>
+        <w:t xml:space="preserve">(c) Mother Teresa</w:t>
       </w:r>
     </w:p>
     <w:p>
-      <w:pPr>
-        <w:spacing w:after="160" w:before="0"/>
-      </w:pPr>
       <w:r>
-        <w:rPr>
-          <w:b w:val="0"/>
-          <w:i w:val="0"/>
-          <w:sz w:val="20"/>
-        </w:rPr>
-        <w:t>Negative Marks: 0.25</w:t>
+        <w:t xml:space="preserve">(d) Amartya Sen</w:t>
       </w:r>
     </w:p>
     <w:p>
-      <w:pPr>
-        <w:spacing w:after="40" w:before="120"/>
-      </w:pPr>
       <w:r>
-        <w:rPr>
-          <w:b w:val="0"/>
-          <w:i w:val="0"/>
-          <w:sz w:val="22"/>
-        </w:rPr>
-        <w:t>Question: Change into passive voice: 'They are building a new hospital in the city.'</w:t>
+        <w:t xml:space="preserve">Answer: a</w:t>
       </w:r>
     </w:p>
     <w:p>
-      <w:pPr>
-        <w:spacing w:after="0" w:before="0"/>
-      </w:pPr>
       <w:r>
-        <w:rPr>
-          <w:b w:val="0"/>
-          <w:i w:val="0"/>
-          <w:sz w:val="22"/>
-        </w:rPr>
-        <w:t>(a) A new hospital is being built in the city by them</w:t>
+        <w:t xml:space="preserve">Solution: Rabindranath Tagore won the Nobel Prize in Literature in 1913 for Gitanjali — the first non-European to win it.</w:t>
       </w:r>
     </w:p>
     <w:p>
-      <w:pPr>
-        <w:spacing w:after="0" w:before="0"/>
-      </w:pPr>
       <w:r>
-        <w:rPr>
-          <w:b w:val="0"/>
-          <w:i w:val="0"/>
-          <w:sz w:val="22"/>
-        </w:rPr>
-        <w:t>(b) A new hospital was built in the city by them</w:t>
+        <w:t xml:space="preserve">Positive Marks: 1</w:t>
       </w:r>
     </w:p>
     <w:p>
-      <w:pPr>
-        <w:spacing w:after="0" w:before="0"/>
-      </w:pPr>
       <w:r>
-        <w:rPr>
-          <w:b w:val="0"/>
-          <w:i w:val="0"/>
-          <w:sz w:val="22"/>
-        </w:rPr>
-        <w:t>(c) A new hospital has built in the city by them</w:t>
+        <w:t xml:space="preserve">Negative Marks: 0.25</w:t>
       </w:r>
     </w:p>
     <w:p>
-      <w:pPr>
-        <w:spacing w:after="0" w:before="0"/>
-      </w:pPr>
       <w:r>
-        <w:rPr>
-          <w:b w:val="0"/>
-          <w:i w:val="0"/>
-          <w:sz w:val="22"/>
-        </w:rPr>
-        <w:t>(d) A new hospital is building in the city by them</w:t>
+        <w:t xml:space="preserve"/>
       </w:r>
     </w:p>
     <w:p>
-      <w:pPr>
-        <w:spacing w:after="0" w:before="40"/>
-      </w:pPr>
       <w:r>
-        <w:rPr>
-          <w:b/>
-          <w:i w:val="0"/>
-          <w:sz w:val="22"/>
-        </w:rPr>
-        <w:t>Answer: a</w:t>
+        <w:t xml:space="preserve">Question: If the product of two numbers is 96 and one number is 8, what is the other number?</w:t>
       </w:r>
     </w:p>
     <w:p>
-      <w:pPr>
-        <w:spacing w:after="0" w:before="0"/>
-      </w:pPr>
       <w:r>
-        <w:rPr>
-          <w:b w:val="0"/>
-          <w:i w:val="0"/>
-          <w:sz w:val="21"/>
-        </w:rPr>
-        <w:t>Solution: The present continuous active ('are building') becomes present continuous passive ('is being built'), with the object 'a new hospital' as the subject: 'A new hospital is being built in the city by them.'</w:t>
+        <w:t xml:space="preserve">(a) 12</w:t>
       </w:r>
     </w:p>
     <w:p>
-      <w:pPr>
-        <w:spacing w:after="0" w:before="0"/>
-      </w:pPr>
       <w:r>
-        <w:rPr>
-          <w:b w:val="0"/>
-          <w:i w:val="0"/>
-          <w:sz w:val="20"/>
-        </w:rPr>
-        <w:t>Positive Marks: 1</w:t>
+        <w:t xml:space="preserve">(b) 14</w:t>
       </w:r>
     </w:p>
     <w:p>
-      <w:pPr>
-        <w:spacing w:after="160" w:before="0"/>
-      </w:pPr>
       <w:r>
-        <w:rPr>
-          <w:b w:val="0"/>
-          <w:i w:val="0"/>
-          <w:sz w:val="20"/>
-        </w:rPr>
-        <w:t>Negative Marks: 0.25</w:t>
+        <w:t xml:space="preserve">(c) 10</w:t>
       </w:r>
     </w:p>
     <w:p>
-      <w:pPr>
-        <w:spacing w:after="40" w:before="120"/>
-      </w:pPr>
       <w:r>
-        <w:rPr>
-          <w:b w:val="0"/>
-          <w:i w:val="0"/>
-          <w:sz w:val="22"/>
-        </w:rPr>
-        <w:t>Question: Identify the part of the sentence that contains an error: 'The number of nurses (a) in the hospital are (b) insufficient (c) for night duty (d).'</w:t>
+        <w:t xml:space="preserve">(d) 16</w:t>
       </w:r>
     </w:p>
     <w:p>
-      <w:pPr>
-        <w:spacing w:after="0" w:before="0"/>
-      </w:pPr>
       <w:r>
-        <w:rPr>
-          <w:b w:val="0"/>
-          <w:i w:val="0"/>
-          <w:sz w:val="22"/>
-        </w:rPr>
-        <w:t>(a) (a) The number of nurses</w:t>
+        <w:t xml:space="preserve">Answer: a</w:t>
       </w:r>
     </w:p>
     <w:p>
-      <w:pPr>
-        <w:spacing w:after="0" w:before="0"/>
-      </w:pPr>
       <w:r>
-        <w:rPr>
-          <w:b w:val="0"/>
-          <w:i w:val="0"/>
-          <w:sz w:val="22"/>
-        </w:rPr>
-        <w:t>(b) (b) are</w:t>
+        <w:t xml:space="preserve">Solution: 96 ÷ 8 = 12.</w:t>
       </w:r>
     </w:p>
     <w:p>
-      <w:pPr>
-        <w:spacing w:after="0" w:before="0"/>
-      </w:pPr>
       <w:r>
-        <w:rPr>
-          <w:b w:val="0"/>
-          <w:i w:val="0"/>
-          <w:sz w:val="22"/>
-        </w:rPr>
-        <w:t>(c) (c) insufficient</w:t>
+        <w:t xml:space="preserve">Positive Marks: 1</w:t>
       </w:r>
     </w:p>
     <w:p>
-      <w:pPr>
-        <w:spacing w:after="0" w:before="0"/>
-      </w:pPr>
       <w:r>
-        <w:rPr>
-          <w:b w:val="0"/>
-          <w:i w:val="0"/>
-          <w:sz w:val="22"/>
-        </w:rPr>
-        <w:t>(d) (d) for night duty</w:t>
+        <w:t xml:space="preserve">Negative Marks: 0.25</w:t>
       </w:r>
     </w:p>
     <w:p>
-      <w:pPr>
-        <w:spacing w:after="0" w:before="40"/>
-      </w:pPr>
       <w:r>
-        <w:rPr>
-          <w:b/>
-          <w:i w:val="0"/>
-          <w:sz w:val="22"/>
-        </w:rPr>
-        <w:t>Answer: b</w:t>
+        <w:t xml:space="preserve"/>
       </w:r>
     </w:p>
     <w:p>
-      <w:pPr>
-        <w:spacing w:after="0" w:before="0"/>
-      </w:pPr>
       <w:r>
-        <w:rPr>
-          <w:b w:val="0"/>
-          <w:i w:val="0"/>
-          <w:sz w:val="21"/>
-        </w:rPr>
-        <w:t>Solution: 'The number of' takes a singular verb, so the correct form is 'The number of nurses IS insufficient.' The other parts are correct.</w:t>
+        <w:t xml:space="preserve">Question: The national fruit of India is:</w:t>
       </w:r>
     </w:p>
     <w:p>
-      <w:pPr>
-        <w:spacing w:after="0" w:before="0"/>
-      </w:pPr>
       <w:r>
-        <w:rPr>
-          <w:b w:val="0"/>
-          <w:i w:val="0"/>
-          <w:sz w:val="20"/>
-        </w:rPr>
-        <w:t>Positive Marks: 1</w:t>
+        <w:t xml:space="preserve">(a) Mango</w:t>
       </w:r>
     </w:p>
     <w:p>
-      <w:pPr>
-        <w:spacing w:after="160" w:before="0"/>
-      </w:pPr>
       <w:r>
-        <w:rPr>
-          <w:b w:val="0"/>
-          <w:i w:val="0"/>
-          <w:sz w:val="20"/>
-        </w:rPr>
-        <w:t>Negative Marks: 0.25</w:t>
+        <w:t xml:space="preserve">(b) Banana</w:t>
       </w:r>
     </w:p>
     <w:p>
-      <w:pPr>
-        <w:spacing w:after="40" w:before="120"/>
-      </w:pPr>
       <w:r>
-        <w:rPr>
-          <w:b w:val="0"/>
-          <w:i w:val="0"/>
-          <w:sz w:val="22"/>
-        </w:rPr>
-        <w:t>Question: Select the antonym of 'Artificial'.</w:t>
+        <w:t xml:space="preserve">(c) Apple</w:t>
       </w:r>
     </w:p>
     <w:p>
-      <w:pPr>
-        <w:spacing w:after="0" w:before="0"/>
-      </w:pPr>
       <w:r>
-        <w:rPr>
-          <w:b w:val="0"/>
-          <w:i w:val="0"/>
-          <w:sz w:val="22"/>
-        </w:rPr>
-        <w:t>(a) Synthetic</w:t>
+        <w:t xml:space="preserve">(d) Papaya</w:t>
       </w:r>
     </w:p>
     <w:p>
-      <w:pPr>
-        <w:spacing w:after="0" w:before="0"/>
-      </w:pPr>
       <w:r>
-        <w:rPr>
-          <w:b w:val="0"/>
-          <w:i w:val="0"/>
-          <w:sz w:val="22"/>
-        </w:rPr>
-        <w:t>(b) Natural</w:t>
+        <w:t xml:space="preserve">Answer: a</w:t>
       </w:r>
     </w:p>
     <w:p>
-      <w:pPr>
-        <w:spacing w:after="0" w:before="0"/>
-      </w:pPr>
       <w:r>
-        <w:rPr>
-          <w:b w:val="0"/>
-          <w:i w:val="0"/>
-          <w:sz w:val="22"/>
-        </w:rPr>
-        <w:t>(c) Fake</w:t>
+        <w:t xml:space="preserve">Solution: The mango (Mangifera indica) is the national fruit of India.</w:t>
       </w:r>
     </w:p>
     <w:p>
-      <w:pPr>
-        <w:spacing w:after="0" w:before="0"/>
-      </w:pPr>
       <w:r>
-        <w:rPr>
-          <w:b w:val="0"/>
-          <w:i w:val="0"/>
-          <w:sz w:val="22"/>
-        </w:rPr>
-        <w:t>(d) Manufactured</w:t>
+        <w:t xml:space="preserve">Positive Marks: 1</w:t>
       </w:r>
     </w:p>
     <w:p>
-      <w:pPr>
-        <w:spacing w:after="0" w:before="40"/>
-      </w:pPr>
       <w:r>
-        <w:rPr>
-          <w:b/>
-          <w:i w:val="0"/>
-          <w:sz w:val="22"/>
-        </w:rPr>
-        <w:t>Answer: b</w:t>
+        <w:t xml:space="preserve">Negative Marks: 0.25</w:t>
       </w:r>
     </w:p>
     <w:p>
-      <w:pPr>
-        <w:spacing w:after="0" w:before="0"/>
-      </w:pPr>
       <w:r>
-        <w:rPr>
-          <w:b w:val="0"/>
-          <w:i w:val="0"/>
-          <w:sz w:val="21"/>
-        </w:rPr>
-        <w:t>Solution: 'Artificial' means made by humans, not natural; its opposite is 'natural'. Synthetic, fake, and manufactured are synonyms of artificial.</w:t>
+        <w:t xml:space="preserve"/>
       </w:r>
     </w:p>
     <w:p>
-      <w:pPr>
-        <w:spacing w:after="0" w:before="0"/>
-      </w:pPr>
       <w:r>
-        <w:rPr>
-          <w:b w:val="0"/>
-          <w:i w:val="0"/>
-          <w:sz w:val="20"/>
-        </w:rPr>
-        <w:t>Positive Marks: 1</w:t>
+        <w:t xml:space="preserve">Question: Which of the following is not a web browser?</w:t>
       </w:r>
     </w:p>
     <w:p>
-      <w:pPr>
-        <w:spacing w:after="160" w:before="0"/>
-      </w:pPr>
       <w:r>
-        <w:rPr>
-          <w:b w:val="0"/>
-          <w:i w:val="0"/>
-          <w:sz w:val="20"/>
-        </w:rPr>
-        <w:t>Negative Marks: 0.25</w:t>
+        <w:t xml:space="preserve">(a) Windows</w:t>
       </w:r>
     </w:p>
     <w:p>
-      <w:pPr>
-        <w:spacing w:after="40" w:before="120"/>
-      </w:pPr>
       <w:r>
-        <w:rPr>
-          <w:b w:val="0"/>
-          <w:i w:val="0"/>
-          <w:sz w:val="22"/>
-        </w:rPr>
-        <w:t>Question: A drug is available as a solution containing 2 g of the drug in 20 mL. How many millilitres are needed for a 500 mg dose?</w:t>
+        <w:t xml:space="preserve">(b) Chrome</w:t>
       </w:r>
     </w:p>
     <w:p>
-      <w:pPr>
-        <w:spacing w:after="0" w:before="0"/>
-      </w:pPr>
       <w:r>
-        <w:rPr>
-          <w:b w:val="0"/>
-          <w:i w:val="0"/>
-          <w:sz w:val="22"/>
-        </w:rPr>
-        <w:t>(a) 2.5 mL</w:t>
+        <w:t xml:space="preserve">(c) Firefox</w:t>
       </w:r>
     </w:p>
     <w:p>
-      <w:pPr>
-        <w:spacing w:after="0" w:before="0"/>
-      </w:pPr>
       <w:r>
-        <w:rPr>
-          <w:b w:val="0"/>
-          <w:i w:val="0"/>
-          <w:sz w:val="22"/>
-        </w:rPr>
-        <w:t>(b) 5 mL</w:t>
+        <w:t xml:space="preserve">(d) Safari</w:t>
       </w:r>
     </w:p>
     <w:p>
-      <w:pPr>
-        <w:spacing w:after="0" w:before="0"/>
-      </w:pPr>
       <w:r>
-        <w:rPr>
-          <w:b w:val="0"/>
-          <w:i w:val="0"/>
-          <w:sz w:val="22"/>
-        </w:rPr>
-        <w:t>(c) 10 mL</w:t>
+        <w:t xml:space="preserve">Answer: a</w:t>
       </w:r>
     </w:p>
     <w:p>
-      <w:pPr>
-        <w:spacing w:after="0" w:before="0"/>
-      </w:pPr>
       <w:r>
-        <w:rPr>
-          <w:b w:val="0"/>
-          <w:i w:val="0"/>
-          <w:sz w:val="22"/>
-        </w:rPr>
-        <w:t>(d) 20 mL</w:t>
+        <w:t xml:space="preserve">Solution: Windows is an operating system. Chrome, Firefox, and Safari are web browsers.</w:t>
       </w:r>
     </w:p>
     <w:p>
-      <w:pPr>
-        <w:spacing w:after="0" w:before="40"/>
-      </w:pPr>
       <w:r>
-        <w:rPr>
-          <w:b/>
-          <w:i w:val="0"/>
-          <w:sz w:val="22"/>
-        </w:rPr>
-        <w:t>Answer: b</w:t>
+        <w:t xml:space="preserve">Positive Marks: 1</w:t>
       </w:r>
     </w:p>
     <w:p>
-      <w:pPr>
-        <w:spacing w:after="0" w:before="0"/>
-      </w:pPr>
       <w:r>
-        <w:rPr>
-          <w:b w:val="0"/>
-          <w:i w:val="0"/>
-          <w:sz w:val="21"/>
-        </w:rPr>
-        <w:t>Solution: 2 g = 2,000 mg in 20 mL, so 1 mL contains 100 mg. For 500 mg: 500 ÷ 100 = 5 mL.</w:t>
+        <w:t xml:space="preserve">Negative Marks: 0.25</w:t>
       </w:r>
     </w:p>
     <w:p>
-      <w:pPr>
-        <w:spacing w:after="0" w:before="0"/>
-      </w:pPr>
       <w:r>
-        <w:rPr>
-          <w:b w:val="0"/>
-          <w:i w:val="0"/>
-          <w:sz w:val="20"/>
-        </w:rPr>
-        <w:t>Positive Marks: 1</w:t>
+        <w:t xml:space="preserve"/>
       </w:r>
     </w:p>
     <w:p>
-      <w:pPr>
-        <w:spacing w:after="160" w:before="0"/>
-      </w:pPr>
       <w:r>
-        <w:rPr>
-          <w:b w:val="0"/>
-          <w:i w:val="0"/>
-          <w:sz w:val="20"/>
-        </w:rPr>
-        <w:t>Negative Marks: 0.25</w:t>
+        <w:t xml:space="preserve">Question: The Suez Canal connects which two seas?</w:t>
       </w:r>
     </w:p>
     <w:p>
-      <w:pPr>
-        <w:spacing w:after="40" w:before="120"/>
-      </w:pPr>
       <w:r>
-        <w:rPr>
-          <w:b w:val="0"/>
-          <w:i w:val="0"/>
-          <w:sz w:val="22"/>
-        </w:rPr>
-        <w:t>Question: A staff nurse earns ₹18,000 per month and spends 75% of it. How much does the nurse save each month?</w:t>
+        <w:t xml:space="preserve">(a) Mediterranean Sea and Red Sea</w:t>
       </w:r>
     </w:p>
     <w:p>
-      <w:pPr>
-        <w:spacing w:after="0" w:before="0"/>
-      </w:pPr>
       <w:r>
-        <w:rPr>
-          <w:b w:val="0"/>
-          <w:i w:val="0"/>
-          <w:sz w:val="22"/>
-        </w:rPr>
-        <w:t>(a) ₹4,500</w:t>
+        <w:t xml:space="preserve">(b) Atlantic Ocean and Pacific Ocean</w:t>
       </w:r>
     </w:p>
     <w:p>
-      <w:pPr>
-        <w:spacing w:after="0" w:before="0"/>
-      </w:pPr>
       <w:r>
-        <w:rPr>
-          <w:b w:val="0"/>
-          <w:i w:val="0"/>
-          <w:sz w:val="22"/>
-        </w:rPr>
-        <w:t>(b) ₹5,500</w:t>
+        <w:t xml:space="preserve">(c) Black Sea and Caspian Sea</w:t>
       </w:r>
     </w:p>
     <w:p>
-      <w:pPr>
-        <w:spacing w:after="0" w:before="0"/>
-      </w:pPr>
       <w:r>
-        <w:rPr>
-          <w:b w:val="0"/>
-          <w:i w:val="0"/>
-          <w:sz w:val="22"/>
-        </w:rPr>
-        <w:t>(c) ₹13,500</w:t>
+        <w:t xml:space="preserve">(d) Arabian Sea and Bay of Bengal</w:t>
       </w:r>
     </w:p>
     <w:p>
-      <w:pPr>
-        <w:spacing w:after="0" w:before="0"/>
-      </w:pPr>
       <w:r>
-        <w:rPr>
-          <w:b w:val="0"/>
-          <w:i w:val="0"/>
-          <w:sz w:val="22"/>
-        </w:rPr>
-        <w:t>(d) ₹9,000</w:t>
+        <w:t xml:space="preserve">Answer: a</w:t>
       </w:r>
     </w:p>
     <w:p>
-      <w:pPr>
-        <w:spacing w:after="0" w:before="40"/>
-      </w:pPr>
       <w:r>
-        <w:rPr>
-          <w:b/>
-          <w:i w:val="0"/>
-          <w:sz w:val="22"/>
-        </w:rPr>
-        <w:t>Answer: a</w:t>
+        <w:t xml:space="preserve">Solution: The Suez Canal in Egypt connects the Mediterranean Sea and the Red Sea, allowing ships to avoid sailing around Africa.</w:t>
       </w:r>
     </w:p>
     <w:p>
-      <w:pPr>
-        <w:spacing w:after="0" w:before="0"/>
-      </w:pPr>
       <w:r>
-        <w:rPr>
-          <w:b w:val="0"/>
-          <w:i w:val="0"/>
-          <w:sz w:val="21"/>
-        </w:rPr>
-        <w:t>Solution: Amount spent = 75% of 18,000 = 0.75 × 18,000 = ₹13,500. Savings = 18,000 − 13,500 = ₹4,500.</w:t>
+        <w:t xml:space="preserve">Positive Marks: 1</w:t>
       </w:r>
     </w:p>
     <w:p>
-      <w:pPr>
-        <w:spacing w:after="0" w:before="0"/>
-      </w:pPr>
       <w:r>
-        <w:rPr>
-          <w:b w:val="0"/>
-          <w:i w:val="0"/>
-          <w:sz w:val="20"/>
-        </w:rPr>
-        <w:t>Positive Marks: 1</w:t>
+        <w:t xml:space="preserve">Negative Marks: 0.25</w:t>
       </w:r>
     </w:p>
     <w:p>
-      <w:pPr>
-        <w:spacing w:after="160" w:before="0"/>
-      </w:pPr>
       <w:r>
-        <w:rPr>
-          <w:b w:val="0"/>
-          <w:i w:val="0"/>
-          <w:sz w:val="20"/>
-        </w:rPr>
-        <w:t>Negative Marks: 0.25</w:t>
+        <w:t xml:space="preserve"/>
       </w:r>
     </w:p>
     <w:p>
-      <w:pPr>
-        <w:spacing w:after="40" w:before="120"/>
-      </w:pPr>
       <w:r>
-        <w:rPr>
-          <w:b w:val="0"/>
-          <w:i w:val="0"/>
-          <w:sz w:val="22"/>
-        </w:rPr>
-        <w:t>Question: Which is the national flower of India?</w:t>
+        <w:t xml:space="preserve">Question: A car covers 150 km in 2.5 hours. What is its average speed?</w:t>
       </w:r>
     </w:p>
     <w:p>
-      <w:pPr>
-        <w:spacing w:after="0" w:before="0"/>
-      </w:pPr>
       <w:r>
-        <w:rPr>
-          <w:b w:val="0"/>
-          <w:i w:val="0"/>
-          <w:sz w:val="22"/>
-        </w:rPr>
-        <w:t>(a) Lotus</w:t>
+        <w:t xml:space="preserve">(a) 60 km/h</w:t>
       </w:r>
     </w:p>
     <w:p>
-      <w:pPr>
-        <w:spacing w:after="0" w:before="0"/>
-      </w:pPr>
       <w:r>
-        <w:rPr>
-          <w:b w:val="0"/>
-          <w:i w:val="0"/>
-          <w:sz w:val="22"/>
-        </w:rPr>
-        <w:t>(b) Rose</w:t>
+        <w:t xml:space="preserve">(b) 50 km/h</w:t>
       </w:r>
     </w:p>
     <w:p>
-      <w:pPr>
-        <w:spacing w:after="0" w:before="0"/>
-      </w:pPr>
       <w:r>
-        <w:rPr>
-          <w:b w:val="0"/>
-          <w:i w:val="0"/>
-          <w:sz w:val="22"/>
-        </w:rPr>
-        <w:t>(c) Marigold</w:t>
+        <w:t xml:space="preserve">(c) 75 km/h</w:t>
       </w:r>
     </w:p>
     <w:p>
-      <w:pPr>
-        <w:spacing w:after="0" w:before="0"/>
-      </w:pPr>
       <w:r>
-        <w:rPr>
-          <w:b w:val="0"/>
-          <w:i w:val="0"/>
-          <w:sz w:val="22"/>
-        </w:rPr>
-        <w:t>(d) Sunflower</w:t>
+        <w:t xml:space="preserve">(d) 65 km/h</w:t>
       </w:r>
     </w:p>
     <w:p>
-      <w:pPr>
-        <w:spacing w:after="0" w:before="40"/>
-      </w:pPr>
       <w:r>
-        <w:rPr>
-          <w:b/>
-          <w:i w:val="0"/>
-          <w:sz w:val="22"/>
-        </w:rPr>
-        <w:t>Answer: a</w:t>
+        <w:t xml:space="preserve">Answer: a</w:t>
       </w:r>
     </w:p>
     <w:p>
-      <w:pPr>
-        <w:spacing w:after="0" w:before="0"/>
-      </w:pPr>
       <w:r>
-        <w:rPr>
-          <w:b w:val="0"/>
-          <w:i w:val="0"/>
-          <w:sz w:val="21"/>
-        </w:rPr>
-        <w:t>Solution: The lotus (Nelumbo nucifera) is the national flower of India, symbolizing purity and beauty. The national bird is the peacock.</w:t>
+        <w:t xml:space="preserve">Solution: Speed = 150 ÷ 2.5 = 60 km/h.</w:t>
       </w:r>
     </w:p>
     <w:p>
-      <w:pPr>
-        <w:spacing w:after="0" w:before="0"/>
-      </w:pPr>
       <w:r>
-        <w:rPr>
-          <w:b w:val="0"/>
-          <w:i w:val="0"/>
-          <w:sz w:val="20"/>
-        </w:rPr>
-        <w:t>Positive Marks: 1</w:t>
+        <w:t xml:space="preserve">Positive Marks: 1</w:t>
       </w:r>
     </w:p>
     <w:p>
-      <w:pPr>
-        <w:spacing w:after="160" w:before="0"/>
-      </w:pPr>
       <w:r>
-        <w:rPr>
-          <w:b w:val="0"/>
-          <w:i w:val="0"/>
-          <w:sz w:val="20"/>
-        </w:rPr>
-        <w:t>Negative Marks: 0.25</w:t>
+        <w:t xml:space="preserve">Negative Marks: 0.25</w:t>
       </w:r>
     </w:p>
     <w:p>
-      <w:pPr>
-        <w:spacing w:after="40" w:before="120"/>
-      </w:pPr>
       <w:r>
-        <w:rPr>
-          <w:b w:val="0"/>
-          <w:i w:val="0"/>
-          <w:sz w:val="22"/>
-        </w:rPr>
-        <w:t>Question: Which planet is known as the 'Morning Star' or 'Evening Star'?</w:t>
+        <w:t xml:space="preserve">Question: Which gas is released by plants during photosynthesis?</w:t>
       </w:r>
     </w:p>
     <w:p>
-      <w:pPr>
-        <w:spacing w:after="0" w:before="0"/>
-      </w:pPr>
       <w:r>
-        <w:rPr>
-          <w:b w:val="0"/>
-          <w:i w:val="0"/>
-          <w:sz w:val="22"/>
-        </w:rPr>
-        <w:t>(a) Mars</w:t>
+        <w:t xml:space="preserve">(a) Oxygen</w:t>
       </w:r>
     </w:p>
     <w:p>
-      <w:pPr>
-        <w:spacing w:after="0" w:before="0"/>
-      </w:pPr>
       <w:r>
-        <w:rPr>
-          <w:b w:val="0"/>
-          <w:i w:val="0"/>
-          <w:sz w:val="22"/>
-        </w:rPr>
-        <w:t>(b) Venus</w:t>
+        <w:t xml:space="preserve">(b) Carbon dioxide</w:t>
       </w:r>
     </w:p>
     <w:p>
-      <w:pPr>
-        <w:spacing w:after="0" w:before="0"/>
-      </w:pPr>
       <w:r>
-        <w:rPr>
-          <w:b w:val="0"/>
-          <w:i w:val="0"/>
-          <w:sz w:val="22"/>
-        </w:rPr>
-        <w:t>(c) Jupiter</w:t>
+        <w:t xml:space="preserve">(c) Nitrogen</w:t>
       </w:r>
     </w:p>
     <w:p>
-      <w:pPr>
-        <w:spacing w:after="0" w:before="0"/>
-      </w:pPr>
       <w:r>
-        <w:rPr>
-          <w:b w:val="0"/>
-          <w:i w:val="0"/>
-          <w:sz w:val="22"/>
-        </w:rPr>
-        <w:t>(d) Saturn</w:t>
+        <w:t xml:space="preserve">(d) Hydrogen</w:t>
       </w:r>
     </w:p>
     <w:p>
-      <w:pPr>
-        <w:spacing w:after="0" w:before="40"/>
-      </w:pPr>
       <w:r>
-        <w:rPr>
-          <w:b/>
-          <w:i w:val="0"/>
-          <w:sz w:val="22"/>
-        </w:rPr>
-        <w:t>Answer: b</w:t>
+        <w:t xml:space="preserve">Answer: a</w:t>
       </w:r>
     </w:p>
     <w:p>
-      <w:pPr>
-        <w:spacing w:after="0" w:before="0"/>
-      </w:pPr>
       <w:r>
-        <w:rPr>
-          <w:b w:val="0"/>
-          <w:i w:val="0"/>
-          <w:sz w:val="21"/>
-        </w:rPr>
-        <w:t>Solution: Venus, the brightest planet as seen from Earth, is called the Morning Star or Evening Star because it appears near the sun at dawn or dusk.</w:t>
+        <w:t xml:space="preserve">Solution: During photosynthesis, plants absorb carbon dioxide and water and release oxygen as a byproduct using sunlight energy.</w:t>
       </w:r>
     </w:p>
     <w:p>
-      <w:pPr>
-        <w:spacing w:after="0" w:before="0"/>
-      </w:pPr>
       <w:r>
-        <w:rPr>
-          <w:b w:val="0"/>
-          <w:i w:val="0"/>
-          <w:sz w:val="20"/>
-        </w:rPr>
-        <w:t>Positive Marks: 1</w:t>
+        <w:t xml:space="preserve">Positive Marks: 1</w:t>
       </w:r>
     </w:p>
     <w:p>
-      <w:pPr>
-        <w:spacing w:after="160" w:before="0"/>
-      </w:pPr>
       <w:r>
-        <w:rPr>
-          <w:b w:val="0"/>
-          <w:i w:val="0"/>
-          <w:sz w:val="20"/>
-        </w:rPr>
-        <w:t>Negative Marks: 0.25</w:t>
+        <w:t xml:space="preserve">Negative Marks: 0.25</w:t>
       </w:r>
     </w:p>
     <w:p>
-      <w:pPr>
-        <w:spacing w:after="40" w:before="120"/>
-      </w:pPr>
       <w:r>
-        <w:rPr>
-          <w:b w:val="0"/>
-          <w:i w:val="0"/>
-          <w:sz w:val="22"/>
-        </w:rPr>
-        <w:t>Question: Which is the largest hot desert in the world?</w:t>
+        <w:t xml:space="preserve"/>
       </w:r>
     </w:p>
     <w:p>
-      <w:pPr>
-        <w:spacing w:after="0" w:before="0"/>
-      </w:pPr>
       <w:r>
-        <w:rPr>
-          <w:b w:val="0"/>
-          <w:i w:val="0"/>
-          <w:sz w:val="22"/>
-        </w:rPr>
-        <w:t>(a) Sahara</w:t>
+        <w:t xml:space="preserve">Question: The Battle of Panipat (1526) was fought between Babur and:</w:t>
       </w:r>
     </w:p>
     <w:p>
-      <w:pPr>
-        <w:spacing w:after="0" w:before="0"/>
-      </w:pPr>
       <w:r>
-        <w:rPr>
-          <w:b w:val="0"/>
-          <w:i w:val="0"/>
-          <w:sz w:val="22"/>
-        </w:rPr>
-        <w:t>(b) Thar</w:t>
+        <w:t xml:space="preserve">(a) Ibrahim Lodi</w:t>
       </w:r>
     </w:p>
     <w:p>
-      <w:pPr>
-        <w:spacing w:after="0" w:before="0"/>
-      </w:pPr>
       <w:r>
-        <w:rPr>
-          <w:b w:val="0"/>
-          <w:i w:val="0"/>
-          <w:sz w:val="22"/>
-        </w:rPr>
-        <w:t>(c) Gobi</w:t>
+        <w:t xml:space="preserve">(b) Rana Sanga</w:t>
       </w:r>
     </w:p>
     <w:p>
-      <w:pPr>
-        <w:spacing w:after="0" w:before="0"/>
-      </w:pPr>
       <w:r>
-        <w:rPr>
-          <w:b w:val="0"/>
-          <w:i w:val="0"/>
-          <w:sz w:val="22"/>
-        </w:rPr>
-        <w:t>(d) Kalahari</w:t>
+        <w:t xml:space="preserve">(c) Hemu</w:t>
       </w:r>
     </w:p>
     <w:p>
-      <w:pPr>
-        <w:spacing w:after="0" w:before="40"/>
-      </w:pPr>
       <w:r>
-        <w:rPr>
-          <w:b/>
-          <w:i w:val="0"/>
-          <w:sz w:val="22"/>
-        </w:rPr>
-        <w:t>Answer: a</w:t>
+        <w:t xml:space="preserve">(d) Sher Shah Suri</w:t>
       </w:r>
     </w:p>
     <w:p>
-      <w:pPr>
-        <w:spacing w:after="0" w:before="0"/>
-      </w:pPr>
       <w:r>
-        <w:rPr>
-          <w:b w:val="0"/>
-          <w:i w:val="0"/>
-          <w:sz w:val="21"/>
-        </w:rPr>
-        <w:t>Solution: The Sahara in northern Africa is the largest hot desert in the world. Antarctica is the largest cold desert overall, and the Thar, Gobi, and Kalahari are smaller.</w:t>
+        <w:t xml:space="preserve">Answer: a</w:t>
       </w:r>
     </w:p>
     <w:p>
-      <w:pPr>
-        <w:spacing w:after="0" w:before="0"/>
-      </w:pPr>
       <w:r>
-        <w:rPr>
-          <w:b w:val="0"/>
-          <w:i w:val="0"/>
-          <w:sz w:val="20"/>
-        </w:rPr>
-        <w:t>Positive Marks: 1</w:t>
+        <w:t xml:space="preserve">Solution: Babur defeated Ibrahim Lodi of the Lodi dynasty in the First Battle of Panipat (1526), founding the Mughal Empire in India.</w:t>
       </w:r>
     </w:p>
     <w:p>
-      <w:pPr>
-        <w:spacing w:after="160" w:before="0"/>
-      </w:pPr>
       <w:r>
-        <w:rPr>
-          <w:b w:val="0"/>
-          <w:i w:val="0"/>
-          <w:sz w:val="20"/>
-        </w:rPr>
-        <w:t>Negative Marks: 0.25</w:t>
+        <w:t xml:space="preserve">Positive Marks: 1</w:t>
       </w:r>
     </w:p>
     <w:p>
-      <w:pPr>
-        <w:spacing w:after="40" w:before="120"/>
-      </w:pPr>
       <w:r>
-        <w:rPr>
-          <w:b w:val="0"/>
-          <w:i w:val="0"/>
-          <w:sz w:val="22"/>
-        </w:rPr>
-        <w:t>Question: Find the next number in the series: 7, 12, 22, 42, ?</w:t>
+        <w:t xml:space="preserve">Negative Marks: 0.25</w:t>
       </w:r>
     </w:p>
     <w:p>
-      <w:pPr>
-        <w:spacing w:after="0" w:before="0"/>
-      </w:pPr>
       <w:r>
-        <w:rPr>
-          <w:b w:val="0"/>
-          <w:i w:val="0"/>
-          <w:sz w:val="22"/>
-        </w:rPr>
-        <w:t>(a) 62</w:t>
+        <w:t xml:space="preserve"/>
       </w:r>
     </w:p>
     <w:p>
-      <w:pPr>
-        <w:spacing w:after="0" w:before="0"/>
-      </w:pPr>
       <w:r>
-        <w:rPr>
-          <w:b w:val="0"/>
-          <w:i w:val="0"/>
-          <w:sz w:val="22"/>
-        </w:rPr>
-        <w:t>(b) 72</w:t>
+        <w:t xml:space="preserve">Question: Find the next term: 1, 4, 9, 16, 25, ?</w:t>
       </w:r>
     </w:p>
     <w:p>
-      <w:pPr>
-        <w:spacing w:after="0" w:before="0"/>
-      </w:pPr>
       <w:r>
-        <w:rPr>
-          <w:b w:val="0"/>
-          <w:i w:val="0"/>
-          <w:sz w:val="22"/>
-        </w:rPr>
-        <w:t>(c) 82</w:t>
+        <w:t xml:space="preserve">(a) 36</w:t>
       </w:r>
     </w:p>
     <w:p>
-      <w:pPr>
-        <w:spacing w:after="0" w:before="0"/>
-      </w:pPr>
       <w:r>
-        <w:rPr>
-          <w:b w:val="0"/>
-          <w:i w:val="0"/>
-          <w:sz w:val="22"/>
-        </w:rPr>
-        <w:t>(d) 92</w:t>
+        <w:t xml:space="preserve">(b) 30</w:t>
       </w:r>
     </w:p>
     <w:p>
-      <w:pPr>
-        <w:spacing w:after="0" w:before="40"/>
-      </w:pPr>
       <w:r>
-        <w:rPr>
-          <w:b/>
-          <w:i w:val="0"/>
-          <w:sz w:val="22"/>
-        </w:rPr>
-        <w:t>Answer: c</w:t>
+        <w:t xml:space="preserve">(c) 35</w:t>
       </w:r>
     </w:p>
     <w:p>
-      <w:pPr>
-        <w:spacing w:after="0" w:before="0"/>
-      </w:pPr>
       <w:r>
-        <w:rPr>
-          <w:b w:val="0"/>
-          <w:i w:val="0"/>
-          <w:sz w:val="21"/>
-        </w:rPr>
-        <w:t>Solution: Each term is doubled minus 2: 7×2−2=12, 12×2−2=22, 22×2−2=42, so the next is 42×2−2 = 82.</w:t>
+        <w:t xml:space="preserve">(d) 49</w:t>
       </w:r>
     </w:p>
     <w:p>
-      <w:pPr>
-        <w:spacing w:after="0" w:before="0"/>
-      </w:pPr>
       <w:r>
-        <w:rPr>
-          <w:b w:val="0"/>
-          <w:i w:val="0"/>
-          <w:sz w:val="20"/>
-        </w:rPr>
-        <w:t>Positive Marks: 1</w:t>
+        <w:t xml:space="preserve">Answer: a</w:t>
       </w:r>
     </w:p>
     <w:p>
-      <w:pPr>
-        <w:spacing w:after="160" w:before="0"/>
-      </w:pPr>
       <w:r>
-        <w:rPr>
-          <w:b w:val="0"/>
-          <w:i w:val="0"/>
-          <w:sz w:val="20"/>
-        </w:rPr>
-        <w:t>Negative Marks: 0.25</w:t>
+        <w:t xml:space="preserve">Solution: The terms are squares: 1², 2², 3², 4², 5², so the next is 6² = 36.</w:t>
       </w:r>
     </w:p>
     <w:p>
-      <w:pPr>
-        <w:spacing w:after="40" w:before="120"/>
-      </w:pPr>
       <w:r>
-        <w:rPr>
-          <w:b w:val="0"/>
-          <w:i w:val="0"/>
-          <w:sz w:val="22"/>
-        </w:rPr>
-        <w:t>Question: Doctor : Stethoscope :: Farmer : ?</w:t>
+        <w:t xml:space="preserve">Positive Marks: 1</w:t>
       </w:r>
     </w:p>
     <w:p>
-      <w:pPr>
-        <w:spacing w:after="0" w:before="0"/>
-      </w:pPr>
       <w:r>
-        <w:rPr>
-          <w:b w:val="0"/>
-          <w:i w:val="0"/>
-          <w:sz w:val="22"/>
-        </w:rPr>
-        <w:t>(a) Plough</w:t>
+        <w:t xml:space="preserve">Negative Marks: 0.25</w:t>
       </w:r>
     </w:p>
     <w:p>
-      <w:pPr>
-        <w:spacing w:after="0" w:before="0"/>
-      </w:pPr>
       <w:r>
-        <w:rPr>
-          <w:b w:val="0"/>
-          <w:i w:val="0"/>
-          <w:sz w:val="22"/>
-        </w:rPr>
-        <w:t>(b) Broom</w:t>
+        <w:t xml:space="preserve"/>
       </w:r>
     </w:p>
     <w:p>
-      <w:pPr>
-        <w:spacing w:after="0" w:before="0"/>
-      </w:pPr>
       <w:r>
-        <w:rPr>
-          <w:b w:val="0"/>
-          <w:i w:val="0"/>
-          <w:sz w:val="22"/>
-        </w:rPr>
-        <w:t>(c) Hammer</w:t>
+        <w:t xml:space="preserve">Question: The full form of "LAN" is:</w:t>
       </w:r>
     </w:p>
     <w:p>
-      <w:pPr>
-        <w:spacing w:after="0" w:before="0"/>
-      </w:pPr>
       <w:r>
-        <w:rPr>
-          <w:b w:val="0"/>
-          <w:i w:val="0"/>
-          <w:sz w:val="22"/>
-        </w:rPr>
-        <w:t>(d) Ruler</w:t>
+        <w:t xml:space="preserve">(a) Local Area Network</w:t>
       </w:r>
     </w:p>
     <w:p>
-      <w:pPr>
-        <w:spacing w:after="0" w:before="40"/>
-      </w:pPr>
       <w:r>
-        <w:rPr>
-          <w:b/>
-          <w:i w:val="0"/>
-          <w:sz w:val="22"/>
-        </w:rPr>
-        <w:t>Answer: a</w:t>
+        <w:t xml:space="preserve">(b) Large Area Network</w:t>
       </w:r>
     </w:p>
     <w:p>
-      <w:pPr>
-        <w:spacing w:after="0" w:before="0"/>
-      </w:pPr>
       <w:r>
-        <w:rPr>
-          <w:b w:val="0"/>
-          <w:i w:val="0"/>
-          <w:sz w:val="21"/>
-        </w:rPr>
-        <w:t>Solution: A doctor uses a stethoscope as the primary tool of the profession; similarly, a farmer uses a plough. The relationship is professional to tool.</w:t>
+        <w:t xml:space="preserve">(c) Linked Area Network</w:t>
       </w:r>
     </w:p>
     <w:p>
-      <w:pPr>
-        <w:spacing w:after="0" w:before="0"/>
-      </w:pPr>
       <w:r>
-        <w:rPr>
-          <w:b w:val="0"/>
-          <w:i w:val="0"/>
-          <w:sz w:val="20"/>
-        </w:rPr>
-        <w:t>Positive Marks: 1</w:t>
+        <w:t xml:space="preserve">(d) Local Access Network</w:t>
       </w:r>
     </w:p>
     <w:p>
-      <w:pPr>
-        <w:spacing w:after="160" w:before="0"/>
-      </w:pPr>
       <w:r>
-        <w:rPr>
-          <w:b w:val="0"/>
-          <w:i w:val="0"/>
-          <w:sz w:val="20"/>
-        </w:rPr>
-        <w:t>Negative Marks: 0.25</w:t>
+        <w:t xml:space="preserve">Answer: a</w:t>
       </w:r>
     </w:p>
     <w:p>
-      <w:pPr>
-        <w:spacing w:after="40" w:before="120"/>
-      </w:pPr>
       <w:r>
-        <w:rPr>
-          <w:b w:val="0"/>
-          <w:i w:val="0"/>
-          <w:sz w:val="22"/>
-        </w:rPr>
-        <w:t>Question: Find the odd one out: Mercury, Venus, Earth, Moon.</w:t>
+        <w:t xml:space="preserve">Solution: LAN stands for Local Area Network — a network connecting computers within a limited area such as a building or campus.</w:t>
       </w:r>
     </w:p>
     <w:p>
-      <w:pPr>
-        <w:spacing w:after="0" w:before="0"/>
-      </w:pPr>
       <w:r>
-        <w:rPr>
-          <w:b w:val="0"/>
-          <w:i w:val="0"/>
-          <w:sz w:val="22"/>
-        </w:rPr>
-        <w:t>(a) Mercury</w:t>
+        <w:t xml:space="preserve">Positive Marks: 1</w:t>
       </w:r>
     </w:p>
     <w:p>
-      <w:pPr>
-        <w:spacing w:after="0" w:before="0"/>
-      </w:pPr>
       <w:r>
-        <w:rPr>
-          <w:b w:val="0"/>
-          <w:i w:val="0"/>
-          <w:sz w:val="22"/>
-        </w:rPr>
-        <w:t>(b) Venus</w:t>
+        <w:t xml:space="preserve">Negative Marks: 0.25</w:t>
       </w:r>
     </w:p>
     <w:p>
-      <w:pPr>
-        <w:spacing w:after="0" w:before="0"/>
-      </w:pPr>
       <w:r>
-        <w:rPr>
-          <w:b w:val="0"/>
-          <w:i w:val="0"/>
-          <w:sz w:val="22"/>
-        </w:rPr>
-        <w:t>(c) Earth</w:t>
+        <w:t xml:space="preserve"/>
       </w:r>
     </w:p>
     <w:p>
-      <w:pPr>
-        <w:spacing w:after="0" w:before="0"/>
-      </w:pPr>
       <w:r>
-        <w:rPr>
-          <w:b w:val="0"/>
-          <w:i w:val="0"/>
-          <w:sz w:val="22"/>
-        </w:rPr>
-        <w:t>(d) Moon</w:t>
+        <w:t xml:space="preserve">Question: Which Indian state is known as the "Spice Garden of India"?</w:t>
       </w:r>
     </w:p>
     <w:p>
-      <w:pPr>
-        <w:spacing w:after="0" w:before="40"/>
-      </w:pPr>
       <w:r>
-        <w:rPr>
-          <w:b/>
-          <w:i w:val="0"/>
-          <w:sz w:val="22"/>
-        </w:rPr>
-        <w:t>Answer: d</w:t>
+        <w:t xml:space="preserve">(a) Kerala</w:t>
       </w:r>
     </w:p>
     <w:p>
-      <w:pPr>
-        <w:spacing w:after="0" w:before="0"/>
-      </w:pPr>
       <w:r>
-        <w:rPr>
-          <w:b w:val="0"/>
-          <w:i w:val="0"/>
-          <w:sz w:val="21"/>
-        </w:rPr>
-        <w:t>Solution: Mercury, Venus, and Earth are planets that orbit the Sun, while the Moon is a natural satellite that orbits the Earth. Hence the Moon is the odd one out.</w:t>
+        <w:t xml:space="preserve">(b) Karnataka</w:t>
       </w:r>
     </w:p>
     <w:p>
-      <w:pPr>
-        <w:spacing w:after="0" w:before="0"/>
-      </w:pPr>
       <w:r>
-        <w:rPr>
-          <w:b w:val="0"/>
-          <w:i w:val="0"/>
-          <w:sz w:val="20"/>
-        </w:rPr>
-        <w:t>Positive Marks: 1</w:t>
+        <w:t xml:space="preserve">(c) Goa</w:t>
       </w:r>
     </w:p>
     <w:p>
-      <w:pPr>
-        <w:spacing w:after="160" w:before="0"/>
-      </w:pPr>
       <w:r>
-        <w:rPr>
-          <w:b w:val="0"/>
-          <w:i w:val="0"/>
-          <w:sz w:val="20"/>
-        </w:rPr>
-        <w:t>Negative Marks: 0.25</w:t>
+        <w:t xml:space="preserve">(d) Tamil Nadu</w:t>
       </w:r>
     </w:p>
     <w:p>
-      <w:pPr>
-        <w:spacing w:after="40" w:before="120"/>
-      </w:pPr>
       <w:r>
-        <w:rPr>
-          <w:b w:val="0"/>
-          <w:i w:val="0"/>
-          <w:sz w:val="22"/>
-        </w:rPr>
-        <w:t>Question: Which is the largest organ of the human body?</w:t>
+        <w:t xml:space="preserve">Answer: a</w:t>
       </w:r>
     </w:p>
     <w:p>
-      <w:pPr>
-        <w:spacing w:after="0" w:before="0"/>
-      </w:pPr>
       <w:r>
-        <w:rPr>
-          <w:b w:val="0"/>
-          <w:i w:val="0"/>
-          <w:sz w:val="22"/>
-        </w:rPr>
-        <w:t>(a) Liver</w:t>
+        <w:t xml:space="preserve">Solution: Kerala, with its lush plantations of pepper, cardamom, and other spices, is known as the "Spice Garden of India."</w:t>
       </w:r>
     </w:p>
     <w:p>
-      <w:pPr>
-        <w:spacing w:after="0" w:before="0"/>
-      </w:pPr>
       <w:r>
-        <w:rPr>
-          <w:b w:val="0"/>
-          <w:i w:val="0"/>
-          <w:sz w:val="22"/>
-        </w:rPr>
-        <w:t>(b) Skin</w:t>
+        <w:t xml:space="preserve">Positive Marks: 1</w:t>
       </w:r>
     </w:p>
     <w:p>
-      <w:pPr>
-        <w:spacing w:after="0" w:before="0"/>
-      </w:pPr>
       <w:r>
-        <w:rPr>
-          <w:b w:val="0"/>
-          <w:i w:val="0"/>
-          <w:sz w:val="22"/>
-        </w:rPr>
-        <w:t>(c) Brain</w:t>
+        <w:t xml:space="preserve">Negative Marks: 0.25</w:t>
       </w:r>
     </w:p>
     <w:p>
-      <w:pPr>
-        <w:spacing w:after="0" w:before="0"/>
-      </w:pPr>
       <w:r>
-        <w:rPr>
-          <w:b w:val="0"/>
-          <w:i w:val="0"/>
-          <w:sz w:val="22"/>
-        </w:rPr>
-        <w:t>(d) Lungs</w:t>
+        <w:t xml:space="preserve"/>
       </w:r>
     </w:p>
     <w:p>
-      <w:pPr>
-        <w:spacing w:after="0" w:before="40"/>
-      </w:pPr>
       <w:r>
-        <w:rPr>
-          <w:b/>
-          <w:i w:val="0"/>
-          <w:sz w:val="22"/>
-        </w:rPr>
-        <w:t>Answer: b</w:t>
+        <w:t xml:space="preserve">Question: A discount of 20% on an item marked ₹800 gives a selling price of:</w:t>
       </w:r>
     </w:p>
     <w:p>
-      <w:pPr>
-        <w:spacing w:after="0" w:before="0"/>
-      </w:pPr>
       <w:r>
-        <w:rPr>
-          <w:b w:val="0"/>
-          <w:i w:val="0"/>
-          <w:sz w:val="21"/>
-        </w:rPr>
-        <w:t>Solution: The skin is the largest organ of the human body by surface area and weight (about 1.5-2 m² in an adult). The liver is the largest internal organ.</w:t>
+        <w:t xml:space="preserve">(a) ₹640</w:t>
       </w:r>
     </w:p>
     <w:p>
-      <w:pPr>
-        <w:spacing w:after="0" w:before="0"/>
-      </w:pPr>
       <w:r>
-        <w:rPr>
-          <w:b w:val="0"/>
-          <w:i w:val="0"/>
-          <w:sz w:val="20"/>
-        </w:rPr>
-        <w:t>Positive Marks: 1</w:t>
+        <w:t xml:space="preserve">(b) ₹720</w:t>
       </w:r>
     </w:p>
     <w:p>
-      <w:pPr>
-        <w:spacing w:after="160" w:before="0"/>
-      </w:pPr>
       <w:r>
-        <w:rPr>
-          <w:b w:val="0"/>
-          <w:i w:val="0"/>
-          <w:sz w:val="20"/>
-        </w:rPr>
-        <w:t>Negative Marks: 0.25</w:t>
+        <w:t xml:space="preserve">(c) ₹600</w:t>
       </w:r>
     </w:p>
     <w:p>
-      <w:pPr>
-        <w:spacing w:after="40" w:before="120"/>
-      </w:pPr>
       <w:r>
-        <w:rPr>
-          <w:b w:val="0"/>
-          <w:i w:val="0"/>
-          <w:sz w:val="22"/>
-        </w:rPr>
-        <w:t>Question: Which metal is liquid at ordinary room temperature?</w:t>
+        <w:t xml:space="preserve">(d) ₹660</w:t>
       </w:r>
     </w:p>
     <w:p>
-      <w:pPr>
-        <w:spacing w:after="0" w:before="0"/>
-      </w:pPr>
       <w:r>
-        <w:rPr>
-          <w:b w:val="0"/>
-          <w:i w:val="0"/>
-          <w:sz w:val="22"/>
-        </w:rPr>
-        <w:t>(a) Mercury</w:t>
+        <w:t xml:space="preserve">Answer: a</w:t>
       </w:r>
     </w:p>
     <w:p>
-      <w:pPr>
-        <w:spacing w:after="0" w:before="0"/>
-      </w:pPr>
       <w:r>
-        <w:rPr>
-          <w:b w:val="0"/>
-          <w:i w:val="0"/>
-          <w:sz w:val="22"/>
-        </w:rPr>
-        <w:t>(b) Iron</w:t>
+        <w:t xml:space="preserve">Solution: Discount = 20% of 800 = ₹160. Selling price = 800 − 160 = ₹640.</w:t>
       </w:r>
     </w:p>
     <w:p>
-      <w:pPr>
-        <w:spacing w:after="0" w:before="0"/>
-      </w:pPr>
       <w:r>
-        <w:rPr>
-          <w:b w:val="0"/>
-          <w:i w:val="0"/>
-          <w:sz w:val="22"/>
-        </w:rPr>
-        <w:t>(c) Copper</w:t>
+        <w:t xml:space="preserve">Positive Marks: 1</w:t>
       </w:r>
     </w:p>
     <w:p>
-      <w:pPr>
-        <w:spacing w:after="0" w:before="0"/>
-      </w:pPr>
       <w:r>
-        <w:rPr>
-          <w:b w:val="0"/>
-          <w:i w:val="0"/>
-          <w:sz w:val="22"/>
-        </w:rPr>
-        <w:t>(d) Aluminium</w:t>
+        <w:t xml:space="preserve">Negative Marks: 0.25</w:t>
       </w:r>
     </w:p>
     <w:p>
-      <w:pPr>
-        <w:spacing w:after="0" w:before="40"/>
-      </w:pPr>
       <w:r>
-        <w:rPr>
-          <w:b/>
-          <w:i w:val="0"/>
-          <w:sz w:val="22"/>
-        </w:rPr>
-        <w:t>Answer: a</w:t>
+        <w:t xml:space="preserve"/>
       </w:r>
     </w:p>
     <w:p>
-      <w:pPr>
-        <w:spacing w:after="0" w:before="0"/>
-      </w:pPr>
       <w:r>
-        <w:rPr>
-          <w:b w:val="0"/>
-          <w:i w:val="0"/>
-          <w:sz w:val="21"/>
-        </w:rPr>
-        <w:t>Solution: Mercury is the only metal that is liquid at ordinary room temperature (melting point about −39°C). Iron, copper, and aluminium are solid at room temperature.</w:t>
+        <w:t xml:space="preserve">Question: Which of the following is the highest military award of India?</w:t>
       </w:r>
     </w:p>
     <w:p>
-      <w:pPr>
-        <w:spacing w:after="0" w:before="0"/>
-      </w:pPr>
       <w:r>
-        <w:rPr>
-          <w:b w:val="0"/>
-          <w:i w:val="0"/>
-          <w:sz w:val="20"/>
-        </w:rPr>
-        <w:t>Positive Marks: 1</w:t>
+        <w:t xml:space="preserve">(a) Param Vir Chakra</w:t>
       </w:r>
     </w:p>
     <w:p>
-      <w:pPr>
-        <w:spacing w:after="160" w:before="0"/>
-      </w:pPr>
       <w:r>
-        <w:rPr>
-          <w:b w:val="0"/>
-          <w:i w:val="0"/>
-          <w:sz w:val="20"/>
-        </w:rPr>
-        <w:t>Negative Marks: 0.25</w:t>
+        <w:t xml:space="preserve">(b) Ashoka Chakra</w:t>
       </w:r>
     </w:p>
     <w:p>
-      <w:pPr>
-        <w:spacing w:after="40" w:before="120"/>
-      </w:pPr>
       <w:r>
-        <w:rPr>
-          <w:b w:val="0"/>
-          <w:i w:val="0"/>
-          <w:sz w:val="22"/>
-        </w:rPr>
-        <w:t>Question: Which blood cells are primarily responsible for defending the body against infection?</w:t>
+        <w:t xml:space="preserve">(c) Maha Vir Chakra</w:t>
       </w:r>
     </w:p>
     <w:p>
-      <w:pPr>
-        <w:spacing w:after="0" w:before="0"/>
-      </w:pPr>
       <w:r>
-        <w:rPr>
-          <w:b w:val="0"/>
-          <w:i w:val="0"/>
-          <w:sz w:val="22"/>
-        </w:rPr>
-        <w:t>(a) White blood cells (leukocytes)</w:t>
+        <w:t xml:space="preserve">(d) Kirti Chakra</w:t>
       </w:r>
     </w:p>
     <w:p>
-      <w:pPr>
-        <w:spacing w:after="0" w:before="0"/>
-      </w:pPr>
       <w:r>
-        <w:rPr>
-          <w:b w:val="0"/>
-          <w:i w:val="0"/>
-          <w:sz w:val="22"/>
-        </w:rPr>
-        <w:t>(b) Red blood cells (erythrocytes)</w:t>
+        <w:t xml:space="preserve">Answer: a</w:t>
       </w:r>
     </w:p>
     <w:p>
-      <w:pPr>
-        <w:spacing w:after="0" w:before="0"/>
-      </w:pPr>
       <w:r>
-        <w:rPr>
-          <w:b w:val="0"/>
-          <w:i w:val="0"/>
-          <w:sz w:val="22"/>
-        </w:rPr>
-        <w:t>(c) Platelets</w:t>
+        <w:t xml:space="preserve">Solution: The Param Vir Chakra is India's highest military decoration for bravery in the face of the enemy.</w:t>
       </w:r>
     </w:p>
     <w:p>
-      <w:pPr>
-        <w:spacing w:after="0" w:before="0"/>
-      </w:pPr>
       <w:r>
-        <w:rPr>
-          <w:b w:val="0"/>
-          <w:i w:val="0"/>
-          <w:sz w:val="22"/>
-        </w:rPr>
-        <w:t>(d) Plasma proteins</w:t>
+        <w:t xml:space="preserve">Positive Marks: 1</w:t>
       </w:r>
     </w:p>
     <w:p>
-      <w:pPr>
-        <w:spacing w:after="0" w:before="40"/>
-      </w:pPr>
       <w:r>
-        <w:rPr>
-          <w:b/>
-          <w:i w:val="0"/>
-          <w:sz w:val="22"/>
-        </w:rPr>
-        <w:t>Answer: a</w:t>
+        <w:t xml:space="preserve">Negative Marks: 0.25</w:t>
       </w:r>
     </w:p>
     <w:p>
-      <w:pPr>
-        <w:spacing w:after="0" w:before="0"/>
-      </w:pPr>
       <w:r>
-        <w:rPr>
-          <w:b w:val="0"/>
-          <w:i w:val="0"/>
-          <w:sz w:val="21"/>
-        </w:rPr>
-        <w:t>Solution: Leukocytes (white blood cells) defend against infection through phagocytosis and immune responses. Erythrocytes carry oxygen, and platelets aid clotting.</w:t>
+        <w:t xml:space="preserve"/>
       </w:r>
     </w:p>
     <w:p>
-      <w:pPr>
-        <w:spacing w:after="0" w:before="0"/>
-      </w:pPr>
       <w:r>
-        <w:rPr>
-          <w:b w:val="0"/>
-          <w:i w:val="0"/>
-          <w:sz w:val="20"/>
-        </w:rPr>
-        <w:t>Positive Marks: 1</w:t>
+        <w:t xml:space="preserve">Question: In the hexadecimal number system, the letter "A" represents the decimal value:</w:t>
       </w:r>
     </w:p>
     <w:p>
-      <w:pPr>
-        <w:spacing w:after="160" w:before="0"/>
-      </w:pPr>
       <w:r>
-        <w:rPr>
-          <w:b w:val="0"/>
-          <w:i w:val="0"/>
-          <w:sz w:val="20"/>
-        </w:rPr>
-        <w:t>Negative Marks: 0.25</w:t>
+        <w:t xml:space="preserve">(a) 10</w:t>
       </w:r>
     </w:p>
     <w:p>
-      <w:pPr>
-        <w:spacing w:after="40" w:before="120"/>
-      </w:pPr>
       <w:r>
-        <w:rPr>
-          <w:b w:val="0"/>
-          <w:i w:val="0"/>
-          <w:sz w:val="22"/>
-        </w:rPr>
-        <w:t>Question: Which vitamin is synthesized in the human colon by intestinal bacteria?</w:t>
+        <w:t xml:space="preserve">(b) 11</w:t>
       </w:r>
     </w:p>
     <w:p>
-      <w:pPr>
-        <w:spacing w:after="0" w:before="0"/>
-      </w:pPr>
       <w:r>
-        <w:rPr>
-          <w:b w:val="0"/>
-          <w:i w:val="0"/>
-          <w:sz w:val="22"/>
-        </w:rPr>
-        <w:t>(a) Vitamin K</w:t>
+        <w:t xml:space="preserve">(c) 12</w:t>
       </w:r>
     </w:p>
     <w:p>
-      <w:pPr>
-        <w:spacing w:after="0" w:before="0"/>
-      </w:pPr>
       <w:r>
-        <w:rPr>
-          <w:b w:val="0"/>
-          <w:i w:val="0"/>
-          <w:sz w:val="22"/>
-        </w:rPr>
-        <w:t>(b) Vitamin C</w:t>
+        <w:t xml:space="preserve">(d) 9</w:t>
       </w:r>
     </w:p>
     <w:p>
-      <w:pPr>
-        <w:spacing w:after="0" w:before="0"/>
-      </w:pPr>
       <w:r>
-        <w:rPr>
-          <w:b w:val="0"/>
-          <w:i w:val="0"/>
-          <w:sz w:val="22"/>
-        </w:rPr>
-        <w:t>(c) Vitamin A</w:t>
+        <w:t xml:space="preserve">Answer: a</w:t>
       </w:r>
     </w:p>
     <w:p>
-      <w:pPr>
-        <w:spacing w:after="0" w:before="0"/>
-      </w:pPr>
       <w:r>
-        <w:rPr>
-          <w:b w:val="0"/>
-          <w:i w:val="0"/>
-          <w:sz w:val="22"/>
-        </w:rPr>
-        <w:t>(d) Vitamin E</w:t>
+        <w:t xml:space="preserve">Solution: In hexadecimal, A=10, B=11, C=12, D=13, E=14, F=15.</w:t>
       </w:r>
     </w:p>
     <w:p>
-      <w:pPr>
-        <w:spacing w:after="0" w:before="40"/>
-      </w:pPr>
       <w:r>
-        <w:rPr>
-          <w:b/>
-          <w:i w:val="0"/>
-          <w:sz w:val="22"/>
-        </w:rPr>
-        <w:t>Answer: a</w:t>
+        <w:t xml:space="preserve">Positive Marks: 1</w:t>
       </w:r>
     </w:p>
     <w:p>
-      <w:pPr>
-        <w:spacing w:after="0" w:before="0"/>
-      </w:pPr>
       <w:r>
-        <w:rPr>
-          <w:b w:val="0"/>
-          <w:i w:val="0"/>
-          <w:sz w:val="21"/>
-        </w:rPr>
-        <w:t>Solution: Vitamin K is synthesized by bacteria in the colon and is absorbed for use in blood clotting. Vitamin C, A, and E are obtained from the diet.</w:t>
+        <w:t xml:space="preserve">Negative Marks: 0.25</w:t>
       </w:r>
     </w:p>
     <w:p>
-      <w:pPr>
-        <w:spacing w:after="0" w:before="0"/>
-      </w:pPr>
       <w:r>
-        <w:rPr>
-          <w:b w:val="0"/>
-          <w:i w:val="0"/>
-          <w:sz w:val="20"/>
-        </w:rPr>
-        <w:t>Positive Marks: 1</w:t>
+        <w:t xml:space="preserve"/>
       </w:r>
     </w:p>
     <w:p>
-      <w:pPr>
-        <w:spacing w:after="160" w:before="0"/>
-      </w:pPr>
       <w:r>
-        <w:rPr>
-          <w:b w:val="0"/>
-          <w:i w:val="0"/>
-          <w:sz w:val="20"/>
-        </w:rPr>
-        <w:t>Negative Marks: 0.25</w:t>
+        <w:t xml:space="preserve">Question: The longest national highway in India is:</w:t>
+      </w:r>
+    </w:p>
+    <w:p>
+      <w:r>
+        <w:t xml:space="preserve">(a) NH 44</w:t>
+      </w:r>
+    </w:p>
+    <w:p>
+      <w:r>
+        <w:t xml:space="preserve">(b) NH 1</w:t>
+      </w:r>
+    </w:p>
+    <w:p>
+      <w:r>
+        <w:t xml:space="preserve">(c) NH 8</w:t>
+      </w:r>
+    </w:p>
+    <w:p>
+      <w:r>
+        <w:t xml:space="preserve">(d) NH 48</w:t>
+      </w:r>
+    </w:p>
+    <w:p>
+      <w:r>
+        <w:t xml:space="preserve">Answer: a</w:t>
+      </w:r>
+    </w:p>
+    <w:p>
+      <w:r>
+        <w:t xml:space="preserve">Solution: NH 44, running from Srinagar to Kanyakumari (over 3,700 km), is the longest national highway in India.</w:t>
+      </w:r>
+    </w:p>
+    <w:p>
+      <w:r>
+        <w:t xml:space="preserve">Positive Marks: 1</w:t>
+      </w:r>
+    </w:p>
+    <w:p>
+      <w:r>
+        <w:t xml:space="preserve">Negative Marks: 0.25</w:t>
+      </w:r>
+    </w:p>
+    <w:p>
+      <w:r>
+        <w:t xml:space="preserve"/>
+      </w:r>
+    </w:p>
+    <w:p>
+      <w:r>
+        <w:t xml:space="preserve">Question: What is the output of the following operation: 8 + 4 × 2?</w:t>
+      </w:r>
+    </w:p>
+    <w:p>
+      <w:r>
+        <w:t xml:space="preserve">(a) 16</w:t>
+      </w:r>
+    </w:p>
+    <w:p>
+      <w:r>
+        <w:t xml:space="preserve">(b) 24</w:t>
+      </w:r>
+    </w:p>
+    <w:p>
+      <w:r>
+        <w:t xml:space="preserve">(c) 20</w:t>
+      </w:r>
+    </w:p>
+    <w:p>
+      <w:r>
+        <w:t xml:space="preserve">(d) 12</w:t>
+      </w:r>
+    </w:p>
+    <w:p>
+      <w:r>
+        <w:t xml:space="preserve">Answer: a</w:t>
+      </w:r>
+    </w:p>
+    <w:p>
+      <w:r>
+        <w:t xml:space="preserve">Solution: By the order of operations (BODMAS), multiplication comes first: 4 × 2 = 8, then 8 + 8 = 16.</w:t>
+      </w:r>
+    </w:p>
+    <w:p>
+      <w:r>
+        <w:t xml:space="preserve">Positive Marks: 1</w:t>
+      </w:r>
+    </w:p>
+    <w:p>
+      <w:r>
+        <w:t xml:space="preserve">Negative Marks: 0.25</w:t>
       </w:r>
     </w:p>
     <w:sectPr>
       <w:pgSz w:w="12240" w:h="15840"/>
-      <w:pgMar w:top="864" w:right="1008" w:bottom="864" w:left="1008" w:header="720" w:footer="720" w:gutter="0"/>
+      <w:pgMar w:top="1440" w:right="1800" w:bottom="1440" w:left="1800" w:header="720" w:footer="720" w:gutter="0"/>
       <w:cols w:space="720"/>
       <w:docGrid w:linePitch="360"/>
     </w:sectPr>
@@ -2715,10 +1365,6 @@
     <w:name w:val="Normal"/>
     <w:qFormat/>
     <w:rsid w:val="00FC693F"/>
-    <w:rPr>
-      <w:rFonts w:ascii="Calibri" w:hAnsi="Calibri"/>
-      <w:sz w:val="22"/>
-    </w:rPr>
   </w:style>
   <w:style w:type="paragraph" w:styleId="Header">
     <w:name w:val="header"/>
